--- a/templates/contracts/kontrate-me-afat-te-pacaktuar.docx
+++ b/templates/contracts/kontrate-me-afat-te-pacaktuar.docx
@@ -2418,199 +2418,7 @@
         </w:rPr>
       </w:pPr>
       <w:r>
-        <w:t xml:space="preserve">Puna </w:t>
-      </w:r>
-      <w:proofErr w:type="spellStart"/>
-      <w:r>
-        <w:t>provuese</w:t>
-      </w:r>
-      <w:proofErr w:type="spellEnd"/>
-      <w:r>
-        <w:t xml:space="preserve"> e </w:t>
-      </w:r>
-      <w:proofErr w:type="spellStart"/>
-      <w:r>
-        <w:t>të</w:t>
-      </w:r>
-      <w:proofErr w:type="spellEnd"/>
-      <w:r>
-        <w:t xml:space="preserve"> </w:t>
-      </w:r>
-      <w:proofErr w:type="spellStart"/>
-      <w:r>
-        <w:t>punësuarit</w:t>
-      </w:r>
-      <w:proofErr w:type="spellEnd"/>
-      <w:r>
-        <w:t xml:space="preserve"> </w:t>
-      </w:r>
-      <w:proofErr w:type="spellStart"/>
-      <w:r>
-        <w:t>zgjat</w:t>
-      </w:r>
-      <w:proofErr w:type="spellEnd"/>
-      <w:r>
-        <w:t xml:space="preserve"> </w:t>
-      </w:r>
-      <w:proofErr w:type="spellStart"/>
-      <w:r>
-        <w:t>deri</w:t>
-      </w:r>
-      <w:proofErr w:type="spellEnd"/>
-      <w:r>
-        <w:t xml:space="preserve"> </w:t>
-      </w:r>
-      <w:proofErr w:type="spellStart"/>
-      <w:r>
-        <w:t>më</w:t>
-      </w:r>
-      <w:proofErr w:type="spellEnd"/>
-      <w:r>
-        <w:t xml:space="preserve">: _____________. </w:t>
-      </w:r>
-      <w:proofErr w:type="spellStart"/>
-      <w:r>
-        <w:t>Gjatë</w:t>
-      </w:r>
-      <w:proofErr w:type="spellEnd"/>
-      <w:r>
-        <w:t xml:space="preserve"> </w:t>
-      </w:r>
-      <w:proofErr w:type="spellStart"/>
-      <w:r>
-        <w:t>periudhës</w:t>
-      </w:r>
-      <w:proofErr w:type="spellEnd"/>
-      <w:r>
-        <w:t xml:space="preserve"> </w:t>
-      </w:r>
-      <w:proofErr w:type="spellStart"/>
-      <w:r>
-        <w:t>provuese</w:t>
-      </w:r>
-      <w:proofErr w:type="spellEnd"/>
-      <w:r>
-        <w:t xml:space="preserve"> </w:t>
-      </w:r>
-      <w:proofErr w:type="spellStart"/>
-      <w:r>
-        <w:t>të</w:t>
-      </w:r>
-      <w:proofErr w:type="spellEnd"/>
-      <w:r>
-        <w:t xml:space="preserve"> </w:t>
-      </w:r>
-      <w:proofErr w:type="spellStart"/>
-      <w:r>
-        <w:t>punës</w:t>
-      </w:r>
-      <w:proofErr w:type="spellEnd"/>
-      <w:r>
-        <w:t xml:space="preserve">, </w:t>
-      </w:r>
-      <w:proofErr w:type="spellStart"/>
-      <w:r>
-        <w:t>punëdhënësi</w:t>
-      </w:r>
-      <w:proofErr w:type="spellEnd"/>
-      <w:r>
-        <w:t xml:space="preserve"> </w:t>
-      </w:r>
-      <w:proofErr w:type="spellStart"/>
-      <w:r>
-        <w:t>dhe</w:t>
-      </w:r>
-      <w:proofErr w:type="spellEnd"/>
-      <w:r>
-        <w:t xml:space="preserve"> </w:t>
-      </w:r>
-      <w:proofErr w:type="spellStart"/>
-      <w:r>
-        <w:t>i</w:t>
-      </w:r>
-      <w:proofErr w:type="spellEnd"/>
-      <w:r>
-        <w:t xml:space="preserve"> </w:t>
-      </w:r>
-      <w:proofErr w:type="spellStart"/>
-      <w:r>
-        <w:t>punësuari</w:t>
-      </w:r>
-      <w:proofErr w:type="spellEnd"/>
-      <w:r>
-        <w:t xml:space="preserve">, </w:t>
-      </w:r>
-      <w:proofErr w:type="spellStart"/>
-      <w:r>
-        <w:t>mund</w:t>
-      </w:r>
-      <w:proofErr w:type="spellEnd"/>
-      <w:r>
-        <w:t xml:space="preserve"> ta </w:t>
-      </w:r>
-      <w:proofErr w:type="spellStart"/>
-      <w:r>
-        <w:t>ndërpresin</w:t>
-      </w:r>
-      <w:proofErr w:type="spellEnd"/>
-      <w:r>
-        <w:t xml:space="preserve"> </w:t>
-      </w:r>
-      <w:proofErr w:type="spellStart"/>
-      <w:r>
-        <w:t>marrëdhënien</w:t>
-      </w:r>
-      <w:proofErr w:type="spellEnd"/>
-      <w:r>
-        <w:t xml:space="preserve"> e </w:t>
-      </w:r>
-      <w:proofErr w:type="spellStart"/>
-      <w:r>
-        <w:t>punës</w:t>
-      </w:r>
-      <w:proofErr w:type="spellEnd"/>
-      <w:r>
-        <w:t xml:space="preserve">, me </w:t>
-      </w:r>
-      <w:proofErr w:type="spellStart"/>
-      <w:r>
-        <w:t>njoftim</w:t>
-      </w:r>
-      <w:proofErr w:type="spellEnd"/>
-      <w:r>
-        <w:t xml:space="preserve"> </w:t>
-      </w:r>
-      <w:proofErr w:type="spellStart"/>
-      <w:r>
-        <w:t>paraprak</w:t>
-      </w:r>
-      <w:proofErr w:type="spellEnd"/>
-      <w:r>
-        <w:t xml:space="preserve"> </w:t>
-      </w:r>
-      <w:proofErr w:type="spellStart"/>
-      <w:r>
-        <w:t>prej</w:t>
-      </w:r>
-      <w:proofErr w:type="spellEnd"/>
-      <w:r>
-        <w:t xml:space="preserve"> </w:t>
-      </w:r>
-      <w:proofErr w:type="spellStart"/>
-      <w:r>
-        <w:t>shtatë</w:t>
-      </w:r>
-      <w:proofErr w:type="spellEnd"/>
-      <w:r>
-        <w:t xml:space="preserve"> (7) </w:t>
-      </w:r>
-      <w:proofErr w:type="spellStart"/>
-      <w:r>
-        <w:t>ditësh</w:t>
-      </w:r>
-      <w:proofErr w:type="spellEnd"/>
-      <w:r>
-        <w:t>.</w:t>
+        <w:t>Puna provuese e të punësuarit zgjat: _____________. Gjatë periudhës provuese të punës, punëdhënësi dhe i punësuari, mund ta ndërpresin marrëdhënien e punës, me njoftim paraprak prej shtatë (7) ditësh.</w:t>
       </w:r>
     </w:p>
     <w:p>

--- a/templates/contracts/kontrate-me-afat-te-pacaktuar.docx
+++ b/templates/contracts/kontrate-me-afat-te-pacaktuar.docx
@@ -720,7 +720,7 @@
       </w:r>
       <w:proofErr w:type="spellEnd"/>
       <w:r>
-        <w:t xml:space="preserve"> me: ________________________________________</w:t>
+        <w:t xml:space="preserve"> me: ________________________, numri personal: ________________________, me adresa: ________________________________________</w:t>
       </w:r>
     </w:p>
     <w:p>

--- a/templates/contracts/kontrate-me-afat-te-pacaktuar.docx
+++ b/templates/contracts/kontrate-me-afat-te-pacaktuar.docx
@@ -1326,6 +1326,29 @@
           <w:sz w:val="18"/>
         </w:rPr>
         <w:t>).</w:t>
+      </w:r>
+    </w:p>
+    <w:p>
+      <w:pPr>
+        <w:pStyle w:val="BodyLegal"/>
+        <w:jc w:val="both"/>
+      </w:pPr>
+      <w:r>
+        <w:t xml:space="preserve">Kualifikimi i të punësuarit: _______________________________</w:t>
+      </w:r>
+    </w:p>
+    <w:p>
+      <w:pPr>
+        <w:pStyle w:val="BodyLegal"/>
+        <w:jc w:val="both"/>
+      </w:pPr>
+      <w:r>
+        <w:rPr>
+          <w:i/>
+          <w:color w:val="555555"/>
+          <w:sz w:val="18"/>
+        </w:rPr>
+        <w:t xml:space="preserve">(shkalla e shkollimit dhe përgatitja profesionale e të punësuarit).</w:t>
       </w:r>
     </w:p>
     <w:p>
